--- a/assets/apeal_letter_temp.docx
+++ b/assets/apeal_letter_temp.docx
@@ -1323,6 +1323,48 @@
       </w:r>
       <w:r>
         <w:rPr>
+          <w:rFonts w:ascii="Kokila" w:eastAsia="Kokila" w:hAnsi="Kokila" w:cs="Kokila" w:hint="cs"/>
+          <w:sz w:val="28"/>
+          <w:szCs w:val="28"/>
+          <w:cs/>
+          <w:lang w:val="en-GB" w:bidi="hi-IN"/>
+        </w:rPr>
+        <w:t>यूनिट</w:t>
+      </w:r>
+      <w:r>
+        <w:rPr>
+          <w:rFonts w:ascii="Kokila" w:eastAsia="Kokila" w:hAnsi="Kokila" w:cs="Kokila"/>
+          <w:sz w:val="28"/>
+          <w:szCs w:val="28"/>
+          <w:cs/>
+          <w:lang w:val="en-GB" w:bidi="hi-IN"/>
+        </w:rPr>
+        <w:t xml:space="preserve"> </w:t>
+      </w:r>
+      <w:proofErr w:type="spellStart"/>
+      <w:r>
+        <w:rPr>
+          <w:rFonts w:ascii="Kokila" w:eastAsia="Kokila" w:hAnsi="Kokila" w:cs="Kokila" w:hint="cs"/>
+          <w:sz w:val="28"/>
+          <w:szCs w:val="28"/>
+          <w:cs/>
+          <w:lang w:val="en-GB" w:bidi="hi-IN"/>
+        </w:rPr>
+        <w:t>क्रमांक</w:t>
+      </w:r>
+      <w:proofErr w:type="spellEnd"/>
+      <w:r>
+        <w:rPr>
+          <w:rFonts w:ascii="Kokila" w:eastAsia="Kokila" w:hAnsi="Kokila" w:cs="Kokila"/>
+          <w:sz w:val="28"/>
+          <w:szCs w:val="28"/>
+          <w:cs/>
+          <w:lang w:val="en-GB" w:bidi="hi-IN"/>
+        </w:rPr>
+        <w:t xml:space="preserve"> </w:t>
+      </w:r>
+      <w:r>
+        <w:rPr>
           <w:rFonts w:ascii="Kokila" w:eastAsia="Kokila" w:hAnsi="Kokila" w:cs="Kokila"/>
           <w:sz w:val="28"/>
           <w:szCs w:val="28"/>
@@ -1377,7 +1419,25 @@
           <w:szCs w:val="28"/>
           <w:lang w:bidi="hi-IN"/>
         </w:rPr>
-        <w:t xml:space="preserve">] ,  [Designation] </w:t>
+        <w:t>] ,  [Designation]</w:t>
+      </w:r>
+      <w:r>
+        <w:rPr>
+          <w:rFonts w:ascii="Kokila" w:eastAsia="Kokila" w:hAnsi="Kokila" w:cs="Kokila"/>
+          <w:sz w:val="28"/>
+          <w:szCs w:val="28"/>
+          <w:lang w:bidi="hi-IN"/>
+        </w:rPr>
+        <w:t xml:space="preserve"> </w:t>
+      </w:r>
+      <w:r>
+        <w:rPr>
+          <w:rFonts w:ascii="Kokila" w:eastAsia="Kokila" w:hAnsi="Kokila" w:cs="Kokila"/>
+          <w:sz w:val="28"/>
+          <w:szCs w:val="28"/>
+          <w:lang w:bidi="hi-IN"/>
+        </w:rPr>
+        <w:t xml:space="preserve"> </w:t>
       </w:r>
       <w:r>
         <w:rPr>
